--- a/files/docx/short_resume_en.docx
+++ b/files/docx/short_resume_en.docx
@@ -1830,15 +1830,6 @@
       </w:hyperlink>
       <w:r>
         <w:rPr>
-          <w:rFonts w:ascii="Tahoma" w:cs="Tahoma" w:eastAsia="Tahoma" w:hAnsi="Tahoma"/>
-          <w:sz w:val="22"/>
-          <w:szCs w:val="22"/>
-          <w:rtl w:val="0"/>
-        </w:rPr>
-        <w:t xml:space="preserve"> (laravel, rest-api, backend and frontend)</w:t>
-      </w:r>
-      <w:r>
-        <w:rPr>
           <w:rtl w:val="0"/>
         </w:rPr>
       </w:r>
@@ -1853,6 +1844,7 @@
         <w:spacing w:line="360" w:lineRule="auto"/>
         <w:ind w:left="720" w:hanging="360"/>
         <w:rPr>
+          <w:rFonts w:ascii="Times New Roman" w:cs="Times New Roman" w:eastAsia="Times New Roman" w:hAnsi="Times New Roman"/>
           <w:sz w:val="22"/>
           <w:szCs w:val="22"/>
         </w:rPr>
@@ -1872,12 +1864,8 @@
       </w:hyperlink>
       <w:r>
         <w:rPr>
-          <w:rFonts w:ascii="Tahoma" w:cs="Tahoma" w:eastAsia="Tahoma" w:hAnsi="Tahoma"/>
-          <w:sz w:val="22"/>
-          <w:szCs w:val="22"/>
-          <w:rtl w:val="0"/>
-        </w:rPr>
-        <w:t xml:space="preserve"> (yii2, rest-api, backend and frontend, google api, stripe, socials api)</w:t>
+          <w:rtl w:val="0"/>
+        </w:rPr>
       </w:r>
     </w:p>
     <w:p>
@@ -1890,6 +1878,7 @@
         <w:spacing w:line="360" w:lineRule="auto"/>
         <w:ind w:left="720" w:hanging="360"/>
         <w:rPr>
+          <w:rFonts w:ascii="Times New Roman" w:cs="Times New Roman" w:eastAsia="Times New Roman" w:hAnsi="Times New Roman"/>
           <w:sz w:val="22"/>
           <w:szCs w:val="22"/>
         </w:rPr>
@@ -1909,12 +1898,8 @@
       </w:hyperlink>
       <w:r>
         <w:rPr>
-          <w:rFonts w:ascii="Tahoma" w:cs="Tahoma" w:eastAsia="Tahoma" w:hAnsi="Tahoma"/>
-          <w:sz w:val="22"/>
-          <w:szCs w:val="22"/>
-          <w:rtl w:val="0"/>
-        </w:rPr>
-        <w:t xml:space="preserve"> (yii2, rest-api, backend and frontend, youtube api)</w:t>
+          <w:rtl w:val="0"/>
+        </w:rPr>
       </w:r>
     </w:p>
     <w:p>
@@ -1927,6 +1912,7 @@
         <w:spacing w:line="360" w:lineRule="auto"/>
         <w:ind w:left="720" w:hanging="360"/>
         <w:rPr>
+          <w:rFonts w:ascii="Times New Roman" w:cs="Times New Roman" w:eastAsia="Times New Roman" w:hAnsi="Times New Roman"/>
           <w:sz w:val="22"/>
           <w:szCs w:val="22"/>
         </w:rPr>
@@ -1946,23 +1932,15 @@
       </w:hyperlink>
       <w:r>
         <w:rPr>
-          <w:rFonts w:ascii="Tahoma" w:cs="Tahoma" w:eastAsia="Tahoma" w:hAnsi="Tahoma"/>
-          <w:sz w:val="22"/>
-          <w:szCs w:val="22"/>
-          <w:rtl w:val="0"/>
-        </w:rPr>
-        <w:t xml:space="preserve"> (yii2, rest-api, backend and frontend, google api, stripe)</w:t>
-      </w:r>
-      <w:r>
-        <w:rPr>
-          <w:rtl w:val="0"/>
-        </w:rPr>
-      </w:r>
-    </w:p>
-    <w:p>
-      <w:pPr>
-        <w:widowControl w:val="0"/>
-        <w:spacing w:after="240" w:before="240" w:line="360" w:lineRule="auto"/>
+          <w:rtl w:val="0"/>
+        </w:rPr>
+      </w:r>
+    </w:p>
+    <w:p>
+      <w:pPr>
+        <w:widowControl w:val="0"/>
+        <w:spacing w:line="360" w:lineRule="auto"/>
+        <w:ind w:left="720" w:firstLine="0"/>
         <w:rPr>
           <w:rFonts w:ascii="Tahoma" w:cs="Tahoma" w:eastAsia="Tahoma" w:hAnsi="Tahoma"/>
           <w:b w:val="1"/>
@@ -2590,7 +2568,7 @@
           <w:szCs w:val="22"/>
           <w:rtl w:val="0"/>
         </w:rPr>
-        <w:t xml:space="preserve">A coffee shop chain management system built with Laravel and React Native. I implemented the backend, admin panel, and REST API for managing products, sales, staff, inventory, and suppliers.</w:t>
+        <w:t xml:space="preserve">A coffee shop chain management system built with Yii2 and React Native. I implemented the backend, admin panel, and REST API for managing products, sales, staff, inventory, and suppliers.</w:t>
       </w:r>
     </w:p>
     <w:p>
